--- a/src/files/requisites.docx
+++ b/src/files/requisites.docx
@@ -3,125 +3,154 @@
 <w:document xmlns:wpc="http://schemas.microsoft.com/office/word/2010/wordprocessingCanvas" xmlns:mc="http://schemas.openxmlformats.org/markup-compatibility/2006" xmlns:o="urn:schemas-microsoft-com:office:office" xmlns:r="http://schemas.openxmlformats.org/officeDocument/2006/relationships" xmlns:m="http://schemas.openxmlformats.org/officeDocument/2006/math" xmlns:v="urn:schemas-microsoft-com:vml" xmlns:wp14="http://schemas.microsoft.com/office/word/2010/wordprocessingDrawing" xmlns:wp="http://schemas.openxmlformats.org/drawingml/2006/wordprocessingDrawing" xmlns:w10="urn:schemas-microsoft-com:office:word" xmlns:w="http://schemas.openxmlformats.org/wordprocessingml/2006/main" xmlns:w14="http://schemas.microsoft.com/office/word/2010/wordml" xmlns:w15="http://schemas.microsoft.com/office/word/2012/wordml" xmlns:wpg="http://schemas.microsoft.com/office/word/2010/wordprocessingGroup" xmlns:wpi="http://schemas.microsoft.com/office/word/2010/wordprocessingInk" xmlns:wne="http://schemas.microsoft.com/office/word/2006/wordml" xmlns:wps="http://schemas.microsoft.com/office/word/2010/wordprocessingShape" mc:Ignorable="w14 w15 wp14">
   <w:body>
     <w:p>
-      <w:r>
-        <w:t>ИП Затейщиков Анатолий Юрьевич</w:t>
-      </w:r>
-    </w:p>
-    <w:p>
-      <w:r>
-        <w:t>ИНН 352516502505</w:t>
-      </w:r>
-    </w:p>
-    <w:p>
-      <w:r>
-        <w:t>ОГРНИП 325350000059339</w:t>
-      </w:r>
-    </w:p>
-    <w:p>
-      <w:proofErr w:type="gramStart"/>
-      <w:r>
-        <w:t>Адрес :</w:t>
-      </w:r>
-      <w:proofErr w:type="gramEnd"/>
-      <w:r>
-        <w:t xml:space="preserve"> 160034 </w:t>
-      </w:r>
-      <w:proofErr w:type="spellStart"/>
-      <w:r>
-        <w:t>Г.Вологда</w:t>
-      </w:r>
-      <w:proofErr w:type="spellEnd"/>
-      <w:r>
-        <w:t xml:space="preserve"> </w:t>
-      </w:r>
-      <w:proofErr w:type="spellStart"/>
-      <w:r>
-        <w:t>ул.Костромская</w:t>
-      </w:r>
-      <w:proofErr w:type="spellEnd"/>
-      <w:r>
-        <w:t xml:space="preserve"> д.5 кв.20</w:t>
-      </w:r>
-    </w:p>
-    <w:p>
-      <w:r>
-        <w:t>Номер счёта</w:t>
-      </w:r>
-      <w:r>
-        <w:tab/>
-        <w:t>40802810200810250102</w:t>
-      </w:r>
-    </w:p>
-    <w:p>
-      <w:r>
-        <w:t>Банк</w:t>
-      </w:r>
-      <w:r>
-        <w:tab/>
-        <w:t>Филиал Центральный Банка ВТБ (ПАО)</w:t>
-      </w:r>
-    </w:p>
-    <w:p>
-      <w:r>
-        <w:t>БИК Банка</w:t>
-      </w:r>
-      <w:r>
-        <w:tab/>
-        <w:t>044525411</w:t>
-      </w:r>
-    </w:p>
-    <w:p>
-      <w:r>
-        <w:t>Корреспондентский счёт</w:t>
-      </w:r>
-      <w:r>
-        <w:tab/>
-        <w:t>30101810145250000411</w:t>
-      </w:r>
-    </w:p>
-    <w:p>
-      <w:r>
-        <w:t>ИНН Банка</w:t>
-      </w:r>
-      <w:r>
-        <w:tab/>
-        <w:t>7702070139</w:t>
-      </w:r>
-    </w:p>
-    <w:p>
-      <w:r>
-        <w:t>КПП Банка</w:t>
-      </w:r>
-      <w:r>
-        <w:tab/>
-        <w:t>770943002</w:t>
-      </w:r>
-    </w:p>
-    <w:p>
-      <w:r>
-        <w:t>Валюта</w:t>
-      </w:r>
-      <w:r>
-        <w:tab/>
-        <w:t>RUB</w:t>
-      </w:r>
-    </w:p>
-    <w:p>
-      <w:r>
-        <w:t xml:space="preserve"> Паспорт 19 10 755469 выдан Отделом УФМС России по Волог</w:t>
-      </w:r>
-      <w:r>
-        <w:t>одской области в городе Вологде</w:t>
+      <w:pPr>
+        <w:rPr>
+          <w:b/>
+          <w:sz w:val="30"/>
+          <w:szCs w:val="30"/>
+        </w:rPr>
+      </w:pPr>
+      <w:r>
+        <w:rPr>
+          <w:b/>
+          <w:sz w:val="30"/>
+          <w:szCs w:val="30"/>
+        </w:rPr>
+        <w:t xml:space="preserve">Индивидуальный предприниматель </w:t>
+      </w:r>
+      <w:r>
+        <w:rPr>
+          <w:b/>
+          <w:sz w:val="30"/>
+          <w:szCs w:val="30"/>
+        </w:rPr>
+        <w:t xml:space="preserve">Корнилова </w:t>
+      </w:r>
+      <w:r>
+        <w:rPr>
+          <w:b/>
+          <w:sz w:val="30"/>
+          <w:szCs w:val="30"/>
+        </w:rPr>
+        <w:t>Надежда Николаевна</w:t>
+      </w:r>
+    </w:p>
+    <w:p>
+      <w:r>
+        <w:t xml:space="preserve">ИНН </w:t>
+      </w:r>
+      <w:r>
+        <w:t>760202263225</w:t>
       </w:r>
       <w:bookmarkStart w:id="0" w:name="_GoBack"/>
       <w:bookmarkEnd w:id="0"/>
     </w:p>
     <w:p>
       <w:r>
-        <w:t>16.05.2011 г.  код подразделения 350-002</w:t>
-      </w:r>
+        <w:t xml:space="preserve">ОГРНИП </w:t>
+      </w:r>
+      <w:r>
+        <w:t>3</w:t>
+      </w:r>
+      <w:r>
+        <w:t>26762700003416</w:t>
+      </w:r>
+    </w:p>
+    <w:p>
+      <w:r>
+        <w:t>Расчётный счёт</w:t>
+      </w:r>
+      <w:r>
+        <w:t xml:space="preserve"> </w:t>
+      </w:r>
+      <w:r>
+        <w:rPr>
+          <w:rFonts w:ascii="VTBGroupUI-Regular" w:hAnsi="VTBGroupUI-Regular"/>
+          <w:color w:val="22242B"/>
+          <w:shd w:val="clear" w:color="auto" w:fill="FFFFFF"/>
+        </w:rPr>
+        <w:t>40802810000810262905</w:t>
+      </w:r>
+    </w:p>
+    <w:p>
+      <w:r>
+        <w:t>БИК 044525411</w:t>
+      </w:r>
+    </w:p>
+    <w:p>
+      <w:r>
+        <w:t>ФИЛИАЛ "ЦЕНТРАЛЬНЫЙ" БАНКА ВТБ (ПАО)</w:t>
+      </w:r>
+    </w:p>
+    <w:p>
+      <w:proofErr w:type="spellStart"/>
+      <w:proofErr w:type="gramStart"/>
+      <w:r>
+        <w:t>Кор.счет</w:t>
+      </w:r>
+      <w:proofErr w:type="spellEnd"/>
+      <w:r>
+        <w:t xml:space="preserve">  30101810145250000411</w:t>
+      </w:r>
+      <w:proofErr w:type="gramEnd"/>
     </w:p>
     <w:p/>
+    <w:p>
+      <w:proofErr w:type="gramStart"/>
+      <w:r>
+        <w:t>Адрес :</w:t>
+      </w:r>
+      <w:proofErr w:type="gramEnd"/>
+      <w:r>
+        <w:t xml:space="preserve"> </w:t>
+      </w:r>
+      <w:r>
+        <w:t xml:space="preserve"> </w:t>
+      </w:r>
+      <w:r>
+        <w:t xml:space="preserve">150030, Россия, </w:t>
+      </w:r>
+      <w:proofErr w:type="spellStart"/>
+      <w:r>
+        <w:t>обл</w:t>
+      </w:r>
+      <w:proofErr w:type="spellEnd"/>
+      <w:r>
+        <w:t xml:space="preserve"> Ярославская, г Ярославль, ш Суздальское, д. 28, корп. 4, кв. 26</w:t>
+      </w:r>
+    </w:p>
+    <w:p/>
+    <w:p>
+      <w:r>
+        <w:t>Паспорт 78 00 №096563</w:t>
+      </w:r>
+      <w:r>
+        <w:t xml:space="preserve"> выдан </w:t>
+      </w:r>
+      <w:r>
+        <w:t>ДЖЕРЖИНСКИМ РУВД</w:t>
+      </w:r>
+      <w:r>
+        <w:t xml:space="preserve"> ГОР.ЯРОСЛАВЛЯ </w:t>
+      </w:r>
+      <w:r>
+        <w:t>08.09</w:t>
+      </w:r>
+      <w:r>
+        <w:t>.</w:t>
+      </w:r>
+      <w:r>
+        <w:t>2000</w:t>
+      </w:r>
+      <w:r>
+        <w:t>г.</w:t>
+      </w:r>
+    </w:p>
+    <w:p>
+      <w:r>
+        <w:t>Код подразделения 762-003</w:t>
+      </w:r>
+    </w:p>
     <w:p/>
     <w:sectPr>
       <w:pgSz w:w="11906" w:h="16838"/>
@@ -526,7 +555,7 @@
   <w:style w:type="paragraph" w:default="1" w:styleId="a">
     <w:name w:val="Normal"/>
     <w:qFormat/>
-    <w:rsid w:val="00014BD0"/>
+    <w:rsid w:val="00513DC1"/>
   </w:style>
   <w:style w:type="character" w:default="1" w:styleId="a0">
     <w:name w:val="Default Paragraph Font"/>
@@ -554,36 +583,6 @@
     <w:uiPriority w:val="99"/>
     <w:semiHidden/>
     <w:unhideWhenUsed/>
-  </w:style>
-  <w:style w:type="paragraph" w:styleId="a3">
-    <w:name w:val="Balloon Text"/>
-    <w:basedOn w:val="a"/>
-    <w:link w:val="a4"/>
-    <w:uiPriority w:val="99"/>
-    <w:semiHidden/>
-    <w:unhideWhenUsed/>
-    <w:rsid w:val="00F418F4"/>
-    <w:pPr>
-      <w:spacing w:after="0" w:line="240" w:lineRule="auto"/>
-    </w:pPr>
-    <w:rPr>
-      <w:rFonts w:ascii="Segoe UI" w:hAnsi="Segoe UI" w:cs="Segoe UI"/>
-      <w:sz w:val="18"/>
-      <w:szCs w:val="18"/>
-    </w:rPr>
-  </w:style>
-  <w:style w:type="character" w:customStyle="1" w:styleId="a4">
-    <w:name w:val="Текст выноски Знак"/>
-    <w:basedOn w:val="a0"/>
-    <w:link w:val="a3"/>
-    <w:uiPriority w:val="99"/>
-    <w:semiHidden/>
-    <w:rsid w:val="00F418F4"/>
-    <w:rPr>
-      <w:rFonts w:ascii="Segoe UI" w:hAnsi="Segoe UI" w:cs="Segoe UI"/>
-      <w:sz w:val="18"/>
-      <w:szCs w:val="18"/>
-    </w:rPr>
   </w:style>
 </w:styles>
 </file>

--- a/src/files/requisites.docx
+++ b/src/files/requisites.docx
@@ -3,125 +3,151 @@
 <w:document xmlns:wpc="http://schemas.microsoft.com/office/word/2010/wordprocessingCanvas" xmlns:mc="http://schemas.openxmlformats.org/markup-compatibility/2006" xmlns:o="urn:schemas-microsoft-com:office:office" xmlns:r="http://schemas.openxmlformats.org/officeDocument/2006/relationships" xmlns:m="http://schemas.openxmlformats.org/officeDocument/2006/math" xmlns:v="urn:schemas-microsoft-com:vml" xmlns:wp14="http://schemas.microsoft.com/office/word/2010/wordprocessingDrawing" xmlns:wp="http://schemas.openxmlformats.org/drawingml/2006/wordprocessingDrawing" xmlns:w10="urn:schemas-microsoft-com:office:word" xmlns:w="http://schemas.openxmlformats.org/wordprocessingml/2006/main" xmlns:w14="http://schemas.microsoft.com/office/word/2010/wordml" xmlns:w15="http://schemas.microsoft.com/office/word/2012/wordml" xmlns:wpg="http://schemas.microsoft.com/office/word/2010/wordprocessingGroup" xmlns:wpi="http://schemas.microsoft.com/office/word/2010/wordprocessingInk" xmlns:wne="http://schemas.microsoft.com/office/word/2006/wordml" xmlns:wps="http://schemas.microsoft.com/office/word/2010/wordprocessingShape" mc:Ignorable="w14 w15 wp14">
   <w:body>
     <w:p>
-      <w:r>
-        <w:t>ИП Затейщиков Анатолий Юрьевич</w:t>
-      </w:r>
-    </w:p>
-    <w:p>
-      <w:r>
-        <w:t>ИНН 352516502505</w:t>
-      </w:r>
-    </w:p>
-    <w:p>
-      <w:r>
-        <w:t>ОГРНИП 325350000059339</w:t>
-      </w:r>
-    </w:p>
-    <w:p>
+      <w:pPr>
+        <w:rPr>
+          <w:b/>
+          <w:sz w:val="30"/>
+          <w:szCs w:val="30"/>
+        </w:rPr>
+      </w:pPr>
+      <w:r>
+        <w:rPr>
+          <w:b/>
+          <w:sz w:val="30"/>
+          <w:szCs w:val="30"/>
+        </w:rPr>
+        <w:t xml:space="preserve">Индивидуальный предприниматель </w:t>
+      </w:r>
+      <w:r>
+        <w:rPr>
+          <w:b/>
+          <w:sz w:val="30"/>
+          <w:szCs w:val="30"/>
+        </w:rPr>
+        <w:t>Новожилова София Андреевна</w:t>
+      </w:r>
+    </w:p>
+    <w:p>
+      <w:r>
+        <w:t xml:space="preserve">ИНН </w:t>
+      </w:r>
+      <w:r>
+        <w:t>7</w:t>
+      </w:r>
+      <w:r>
+        <w:t>60405196623</w:t>
+      </w:r>
+    </w:p>
+    <w:p>
+      <w:r>
+        <w:t xml:space="preserve">ОГРНИП </w:t>
+      </w:r>
+      <w:r>
+        <w:t>326760000012107</w:t>
+      </w:r>
+    </w:p>
+    <w:p>
+      <w:r>
+        <w:t>Расчётный счёт</w:t>
+      </w:r>
+      <w:r>
+        <w:t xml:space="preserve"> </w:t>
+      </w:r>
+      <w:r>
+        <w:rPr>
+          <w:rFonts w:ascii="VTBGroupUI-Regular" w:hAnsi="VTBGroupUI-Regular"/>
+          <w:color w:val="22242B"/>
+          <w:shd w:val="clear" w:color="auto" w:fill="FFFFFF"/>
+        </w:rPr>
+        <w:t>4</w:t>
+      </w:r>
+      <w:r>
+        <w:rPr>
+          <w:rFonts w:ascii="VTBGroupUI-Regular" w:hAnsi="VTBGroupUI-Regular"/>
+          <w:color w:val="22242B"/>
+          <w:shd w:val="clear" w:color="auto" w:fill="FFFFFF"/>
+        </w:rPr>
+        <w:t>0802810900810335738</w:t>
+      </w:r>
+    </w:p>
+    <w:p>
+      <w:r>
+        <w:t>БИК 044525411</w:t>
+      </w:r>
+    </w:p>
+    <w:p>
+      <w:r>
+        <w:t>ФИЛИАЛ "ЦЕНТРАЛЬНЫЙ" БАНКА ВТБ (ПАО)</w:t>
+      </w:r>
+    </w:p>
+    <w:p>
+      <w:proofErr w:type="spellStart"/>
       <w:proofErr w:type="gramStart"/>
       <w:r>
+        <w:t>Кор.счет</w:t>
+      </w:r>
+      <w:proofErr w:type="spellEnd"/>
+      <w:r>
+        <w:t xml:space="preserve">  30101810145250000411</w:t>
+      </w:r>
+      <w:proofErr w:type="gramEnd"/>
+    </w:p>
+    <w:p/>
+    <w:p>
+      <w:proofErr w:type="gramStart"/>
+      <w:r>
         <w:t>Адрес :</w:t>
       </w:r>
       <w:proofErr w:type="gramEnd"/>
       <w:r>
-        <w:t xml:space="preserve"> 160034 </w:t>
+        <w:t xml:space="preserve"> </w:t>
+      </w:r>
+      <w:r>
+        <w:t xml:space="preserve"> </w:t>
+      </w:r>
+      <w:r>
+        <w:t xml:space="preserve"> Россия, </w:t>
       </w:r>
       <w:proofErr w:type="spellStart"/>
       <w:r>
-        <w:t>Г.Вологда</w:t>
+        <w:t>обл</w:t>
       </w:r>
       <w:proofErr w:type="spellEnd"/>
       <w:r>
-        <w:t xml:space="preserve"> </w:t>
-      </w:r>
-      <w:proofErr w:type="spellStart"/>
-      <w:r>
-        <w:t>ул.Костромская</w:t>
-      </w:r>
-      <w:proofErr w:type="spellEnd"/>
-      <w:r>
-        <w:t xml:space="preserve"> д.5 кв.20</w:t>
-      </w:r>
-    </w:p>
-    <w:p>
-      <w:r>
-        <w:t>Номер счёта</w:t>
-      </w:r>
-      <w:r>
-        <w:tab/>
-        <w:t>40802810200810250102</w:t>
-      </w:r>
-    </w:p>
-    <w:p>
-      <w:r>
-        <w:t>Банк</w:t>
-      </w:r>
-      <w:r>
-        <w:tab/>
-        <w:t>Филиал Центральный Банка ВТБ (ПАО)</w:t>
-      </w:r>
-    </w:p>
-    <w:p>
-      <w:r>
-        <w:t>БИК Банка</w:t>
-      </w:r>
-      <w:r>
-        <w:tab/>
-        <w:t>044525411</w:t>
-      </w:r>
-    </w:p>
-    <w:p>
-      <w:r>
-        <w:t>Корреспондентский счёт</w:t>
-      </w:r>
-      <w:r>
-        <w:tab/>
-        <w:t>30101810145250000411</w:t>
-      </w:r>
-    </w:p>
-    <w:p>
-      <w:r>
-        <w:t>ИНН Банка</w:t>
-      </w:r>
-      <w:r>
-        <w:tab/>
-        <w:t>7702070139</w:t>
-      </w:r>
-    </w:p>
-    <w:p>
-      <w:r>
-        <w:t>КПП Банка</w:t>
-      </w:r>
-      <w:r>
-        <w:tab/>
-        <w:t>770943002</w:t>
-      </w:r>
-    </w:p>
-    <w:p>
-      <w:r>
-        <w:t>Валюта</w:t>
-      </w:r>
-      <w:r>
-        <w:tab/>
-        <w:t>RUB</w:t>
-      </w:r>
-    </w:p>
-    <w:p>
-      <w:r>
-        <w:t xml:space="preserve"> Паспорт 19 10 755469 выдан Отделом УФМС России по Волог</w:t>
-      </w:r>
-      <w:r>
-        <w:t>одской области в городе Вологде</w:t>
+        <w:t xml:space="preserve"> Ярославская, г Ярославль, </w:t>
+      </w:r>
+      <w:r>
+        <w:t>ул. Большая Октябрьская д.69 кв.28</w:t>
+      </w:r>
+    </w:p>
+    <w:p/>
+    <w:p>
+      <w:r>
+        <w:t>Паспорт 78 20 №438600</w:t>
+      </w:r>
+      <w:r>
+        <w:t xml:space="preserve"> выдан </w:t>
+      </w:r>
+      <w:r>
+        <w:t>УМВД РОССИИ ПО ЯРОСЛАВСКОЙ ОБЛАСТИ 02.10</w:t>
+      </w:r>
+      <w:r>
+        <w:t>.</w:t>
+      </w:r>
+      <w:r>
+        <w:t>2020</w:t>
+      </w:r>
+      <w:r>
+        <w:t>г.</w:t>
+      </w:r>
+    </w:p>
+    <w:p>
+      <w:r>
+        <w:t>Код подразделения 760-001</w:t>
       </w:r>
       <w:bookmarkStart w:id="0" w:name="_GoBack"/>
       <w:bookmarkEnd w:id="0"/>
     </w:p>
-    <w:p>
-      <w:r>
-        <w:t>16.05.2011 г.  код подразделения 350-002</w:t>
-      </w:r>
-    </w:p>
-    <w:p/>
     <w:p/>
     <w:sectPr>
       <w:pgSz w:w="11906" w:h="16838"/>
@@ -526,7 +552,7 @@
   <w:style w:type="paragraph" w:default="1" w:styleId="a">
     <w:name w:val="Normal"/>
     <w:qFormat/>
-    <w:rsid w:val="00014BD0"/>
+    <w:rsid w:val="00513DC1"/>
   </w:style>
   <w:style w:type="character" w:default="1" w:styleId="a0">
     <w:name w:val="Default Paragraph Font"/>
@@ -554,36 +580,6 @@
     <w:uiPriority w:val="99"/>
     <w:semiHidden/>
     <w:unhideWhenUsed/>
-  </w:style>
-  <w:style w:type="paragraph" w:styleId="a3">
-    <w:name w:val="Balloon Text"/>
-    <w:basedOn w:val="a"/>
-    <w:link w:val="a4"/>
-    <w:uiPriority w:val="99"/>
-    <w:semiHidden/>
-    <w:unhideWhenUsed/>
-    <w:rsid w:val="00F418F4"/>
-    <w:pPr>
-      <w:spacing w:after="0" w:line="240" w:lineRule="auto"/>
-    </w:pPr>
-    <w:rPr>
-      <w:rFonts w:ascii="Segoe UI" w:hAnsi="Segoe UI" w:cs="Segoe UI"/>
-      <w:sz w:val="18"/>
-      <w:szCs w:val="18"/>
-    </w:rPr>
-  </w:style>
-  <w:style w:type="character" w:customStyle="1" w:styleId="a4">
-    <w:name w:val="Текст выноски Знак"/>
-    <w:basedOn w:val="a0"/>
-    <w:link w:val="a3"/>
-    <w:uiPriority w:val="99"/>
-    <w:semiHidden/>
-    <w:rsid w:val="00F418F4"/>
-    <w:rPr>
-      <w:rFonts w:ascii="Segoe UI" w:hAnsi="Segoe UI" w:cs="Segoe UI"/>
-      <w:sz w:val="18"/>
-      <w:szCs w:val="18"/>
-    </w:rPr>
   </w:style>
 </w:styles>
 </file>
